--- a/fiction/notes/concepts/_/styles-fonts-alphanumeric-sample-1.docx
+++ b/fiction/notes/concepts/_/styles-fonts-alphanumeric-sample-1.docx
@@ -3,151 +3,257 @@
 <w:document xmlns:wpc="http://schemas.microsoft.com/office/word/2010/wordprocessingCanvas" xmlns:cx="http://schemas.microsoft.com/office/drawing/2014/chartex" xmlns:cx1="http://schemas.microsoft.com/office/drawing/2015/9/8/chartex" xmlns:cx2="http://schemas.microsoft.com/office/drawing/2015/10/21/chartex" xmlns:cx3="http://schemas.microsoft.com/office/drawing/2016/5/9/chartex" xmlns:cx4="http://schemas.microsoft.com/office/drawing/2016/5/10/chartex" xmlns:cx5="http://schemas.microsoft.com/office/drawing/2016/5/11/chartex" xmlns:cx6="http://schemas.microsoft.com/office/drawing/2016/5/12/chartex" xmlns:cx7="http://schemas.microsoft.com/office/drawing/2016/5/13/chartex" xmlns:cx8="http://schemas.microsoft.com/office/drawing/2016/5/14/chartex" xmlns:mc="http://schemas.openxmlformats.org/markup-compatibility/2006" xmlns:aink="http://schemas.microsoft.com/office/drawing/2016/ink" xmlns:am3d="http://schemas.microsoft.com/office/drawing/2017/model3d" xmlns:o="urn:schemas-microsoft-com:office:office" xmlns:oel="http://schemas.microsoft.com/office/2019/extlst" xmlns:r="http://schemas.openxmlformats.org/officeDocument/2006/relationships" xmlns:m="http://schemas.openxmlformats.org/officeDocument/2006/math" xmlns:v="urn:schemas-microsoft-com:vml" xmlns:wp14="http://schemas.microsoft.com/office/word/2010/wordprocessingDrawing" xmlns:wp="http://schemas.openxmlformats.org/drawingml/2006/wordprocessingDrawing" xmlns:w10="urn:schemas-microsoft-com:office:word" xmlns:w="http://schemas.openxmlformats.org/wordprocessingml/2006/main" xmlns:w14="http://schemas.microsoft.com/office/word/2010/wordml" xmlns:w15="http://schemas.microsoft.com/office/word/2012/wordml" xmlns:w16cex="http://schemas.microsoft.com/office/word/2018/wordml/cex" xmlns:w16cid="http://schemas.microsoft.com/office/word/2016/wordml/cid" xmlns:w16="http://schemas.microsoft.com/office/word/2018/wordml" xmlns:w16du="http://schemas.microsoft.com/office/word/2023/wordml/word16du" xmlns:w16sdtdh="http://schemas.microsoft.com/office/word/2020/wordml/sdtdatahash" xmlns:w16sdtfl="http://schemas.microsoft.com/office/word/2024/wordml/sdtformatlock" xmlns:w16se="http://schemas.microsoft.com/office/word/2015/wordml/symex" xmlns:wpg="http://schemas.microsoft.com/office/word/2010/wordprocessingGroup" xmlns:wpi="http://schemas.microsoft.com/office/word/2010/wordprocessingInk" xmlns:wne="http://schemas.microsoft.com/office/word/2006/wordml" xmlns:wps="http://schemas.microsoft.com/office/word/2010/wordprocessingShape" mc:Ignorable="w14 w15 w16se w16cid w16 w16cex w16sdtdh w16sdtfl w16du wp14">
   <w:body>
     <w:p>
+      <w:pPr>
+        <w:rPr>
+          <w:rFonts w:ascii="Montserrat" w:hAnsi="Montserrat"/>
+          <w:sz w:val="24"/>
+        </w:rPr>
+      </w:pPr>
       <w:r>
+        <w:rPr>
+          <w:rFonts w:ascii="Montserrat" w:hAnsi="Montserrat"/>
+          <w:sz w:val="24"/>
+        </w:rPr>
         <w:fldChar w:fldCharType="begin"/>
       </w:r>
       <w:r>
+        <w:rPr>
+          <w:rFonts w:ascii="Montserrat" w:hAnsi="Montserrat"/>
+          <w:sz w:val="24"/>
+        </w:rPr>
         <w:instrText xml:space="preserve"> FILENAME   \* MERGEFORMAT </w:instrText>
       </w:r>
       <w:r>
+        <w:rPr>
+          <w:rFonts w:ascii="Montserrat" w:hAnsi="Montserrat"/>
+          <w:sz w:val="24"/>
+        </w:rPr>
         <w:fldChar w:fldCharType="separate"/>
       </w:r>
       <w:r>
         <w:rPr>
+          <w:rFonts w:ascii="Montserrat" w:hAnsi="Montserrat"/>
           <w:noProof/>
+          <w:sz w:val="24"/>
         </w:rPr>
         <w:t>styles-fonts-alphanumeric-sample.docx</w:t>
       </w:r>
       <w:r>
+        <w:rPr>
+          <w:rFonts w:ascii="Montserrat" w:hAnsi="Montserrat"/>
+          <w:sz w:val="24"/>
+        </w:rPr>
         <w:fldChar w:fldCharType="end"/>
       </w:r>
     </w:p>
-    <w:p/>
     <w:p>
       <w:pPr>
+        <w:rPr>
+          <w:rFonts w:ascii="Montserrat" w:hAnsi="Montserrat"/>
+          <w:sz w:val="24"/>
+        </w:rPr>
+      </w:pPr>
+    </w:p>
+    <w:p>
+      <w:pPr>
         <w:pStyle w:val="Heading1"/>
+        <w:rPr>
+          <w:rFonts w:ascii="Montserrat" w:hAnsi="Montserrat"/>
+          <w:sz w:val="24"/>
+        </w:rPr>
       </w:pPr>
       <w:r>
+        <w:rPr>
+          <w:rFonts w:ascii="Montserrat" w:hAnsi="Montserrat"/>
+          <w:sz w:val="24"/>
+        </w:rPr>
         <w:t>H1</w:t>
       </w:r>
     </w:p>
     <w:p>
       <w:pPr>
         <w:pStyle w:val="Subheading1"/>
+        <w:rPr>
+          <w:rFonts w:ascii="Montserrat" w:hAnsi="Montserrat"/>
+          <w:sz w:val="24"/>
+        </w:rPr>
       </w:pPr>
       <w:r>
+        <w:rPr>
+          <w:rFonts w:ascii="Montserrat" w:hAnsi="Montserrat"/>
+          <w:sz w:val="24"/>
+        </w:rPr>
         <w:t>SH1</w:t>
       </w:r>
     </w:p>
     <w:p>
       <w:pPr>
         <w:pStyle w:val="NoSpacing"/>
-        <w:spacing w:after="0" w:line="240" w:lineRule="auto"/>
+        <w:spacing w:line="240" w:lineRule="auto"/>
+        <w:rPr>
+          <w:rFonts w:ascii="Montserrat" w:hAnsi="Montserrat"/>
+          <w:sz w:val="24"/>
+        </w:rPr>
       </w:pPr>
     </w:p>
     <w:p>
       <w:pPr>
         <w:pStyle w:val="NoSpacing"/>
-        <w:spacing w:after="0" w:line="240" w:lineRule="auto"/>
+        <w:spacing w:line="240" w:lineRule="auto"/>
+        <w:rPr>
+          <w:rFonts w:ascii="Montserrat" w:hAnsi="Montserrat"/>
+          <w:sz w:val="24"/>
+        </w:rPr>
       </w:pPr>
       <w:r>
+        <w:rPr>
+          <w:rFonts w:ascii="Montserrat" w:hAnsi="Montserrat"/>
+          <w:sz w:val="24"/>
+        </w:rPr>
         <w:t>Body</w:t>
       </w:r>
     </w:p>
     <w:p>
       <w:pPr>
         <w:pStyle w:val="NoSpacing"/>
-        <w:spacing w:after="0" w:line="240" w:lineRule="auto"/>
+        <w:spacing w:line="240" w:lineRule="auto"/>
+        <w:rPr>
+          <w:rFonts w:ascii="Montserrat" w:hAnsi="Montserrat"/>
+          <w:sz w:val="24"/>
+        </w:rPr>
       </w:pPr>
     </w:p>
     <w:p>
       <w:pPr>
         <w:pStyle w:val="NoSpacing"/>
-        <w:spacing w:after="0" w:line="240" w:lineRule="auto"/>
+        <w:spacing w:line="240" w:lineRule="auto"/>
+        <w:rPr>
+          <w:rFonts w:ascii="Montserrat" w:hAnsi="Montserrat"/>
+          <w:sz w:val="24"/>
+        </w:rPr>
       </w:pPr>
       <w:r>
+        <w:rPr>
+          <w:rFonts w:ascii="Montserrat" w:hAnsi="Montserrat"/>
+          <w:sz w:val="24"/>
+        </w:rPr>
         <w:t>-----</w:t>
       </w:r>
     </w:p>
     <w:p>
       <w:pPr>
         <w:pStyle w:val="NoSpacing"/>
-        <w:spacing w:after="0" w:line="240" w:lineRule="auto"/>
+        <w:spacing w:line="240" w:lineRule="auto"/>
+        <w:rPr>
+          <w:rFonts w:ascii="Montserrat" w:hAnsi="Montserrat"/>
+          <w:sz w:val="24"/>
+        </w:rPr>
       </w:pPr>
     </w:p>
     <w:p>
       <w:pPr>
         <w:pStyle w:val="NoSpacing"/>
-        <w:spacing w:after="0" w:line="240" w:lineRule="auto"/>
+        <w:spacing w:line="240" w:lineRule="auto"/>
+        <w:rPr>
+          <w:rFonts w:ascii="Montserrat" w:hAnsi="Montserrat"/>
+          <w:sz w:val="24"/>
+        </w:rPr>
       </w:pPr>
       <w:r>
+        <w:rPr>
+          <w:rFonts w:ascii="Montserrat" w:hAnsi="Montserrat"/>
+          <w:sz w:val="24"/>
+        </w:rPr>
         <w:t>Part</w:t>
       </w:r>
     </w:p>
     <w:p>
       <w:pPr>
         <w:pStyle w:val="NoSpacing"/>
-        <w:spacing w:after="0" w:line="240" w:lineRule="auto"/>
+        <w:spacing w:line="240" w:lineRule="auto"/>
+        <w:rPr>
+          <w:rFonts w:ascii="Montserrat" w:hAnsi="Montserrat"/>
+          <w:sz w:val="24"/>
+        </w:rPr>
       </w:pPr>
     </w:p>
     <w:p>
       <w:pPr>
         <w:pStyle w:val="NoSpacing"/>
-        <w:spacing w:after="0" w:line="240" w:lineRule="auto"/>
+        <w:spacing w:line="240" w:lineRule="auto"/>
+        <w:rPr>
+          <w:rFonts w:ascii="Montserrat" w:hAnsi="Montserrat"/>
+          <w:sz w:val="24"/>
+        </w:rPr>
       </w:pPr>
       <w:r>
+        <w:rPr>
+          <w:rFonts w:ascii="Montserrat" w:hAnsi="Montserrat"/>
+          <w:sz w:val="24"/>
+        </w:rPr>
         <w:t>-----</w:t>
       </w:r>
     </w:p>
     <w:p>
       <w:pPr>
         <w:pStyle w:val="NoSpacing"/>
-        <w:spacing w:after="0" w:line="240" w:lineRule="auto"/>
+        <w:spacing w:line="240" w:lineRule="auto"/>
+        <w:rPr>
+          <w:rFonts w:ascii="Montserrat" w:hAnsi="Montserrat"/>
+          <w:sz w:val="24"/>
+        </w:rPr>
       </w:pPr>
     </w:p>
     <w:p>
       <w:pPr>
         <w:pStyle w:val="NoSpacing"/>
-        <w:spacing w:after="0" w:line="240" w:lineRule="auto"/>
+        <w:spacing w:line="240" w:lineRule="auto"/>
+        <w:rPr>
+          <w:rFonts w:ascii="Montserrat" w:hAnsi="Montserrat"/>
+          <w:sz w:val="24"/>
+        </w:rPr>
       </w:pPr>
       <w:r>
-        <w:t xml:space="preserve">ABCDEFGHIJKLMNOPQRSTUVWXYZ </w:t>
-      </w:r>
-      <w:proofErr w:type="spellStart"/>
-      <w:r>
-        <w:t>abcdefghijklmnopqrstuvwxyz</w:t>
-      </w:r>
-      <w:proofErr w:type="spellEnd"/>
-      <w:r>
-        <w:t xml:space="preserve"> 1234567890 `~!@#$%^&amp;*() ,./;</w:t>
-      </w:r>
-      <w:r>
-        <w:t xml:space="preserve"> </w:t>
-      </w:r>
-      <w:r>
-        <w:t>:'[]-=&lt;&gt;?"{}_+</w:t>
+        <w:rPr>
+          <w:rFonts w:ascii="Montserrat" w:hAnsi="Montserrat"/>
+          <w:sz w:val="24"/>
+        </w:rPr>
+        <w:t>ABCDEFGHIJKLMNOPQRSTUVWXYZ abcdefghijklmnopqrstuvwxyz 1234567890 `~!@#$%^&amp;*() ,./; :'[]-=&lt;&gt;?"{}_+</w:t>
       </w:r>
     </w:p>
     <w:p>
       <w:pPr>
         <w:pStyle w:val="NoSpacing"/>
-        <w:spacing w:after="0" w:line="240" w:lineRule="auto"/>
+        <w:spacing w:line="240" w:lineRule="auto"/>
+        <w:rPr>
+          <w:rFonts w:ascii="Montserrat" w:hAnsi="Montserrat"/>
+          <w:sz w:val="24"/>
+        </w:rPr>
       </w:pPr>
     </w:p>
     <w:p>
+      <w:pPr>
+        <w:rPr>
+          <w:rFonts w:ascii="Montserrat" w:hAnsi="Montserrat"/>
+          <w:sz w:val="24"/>
+        </w:rPr>
+      </w:pPr>
       <w:r>
-        <w:t xml:space="preserve">ABCDEFGHIJKLMNOPQRSTUVWXYZ </w:t>
-      </w:r>
-      <w:proofErr w:type="spellStart"/>
-      <w:r>
-        <w:t>abcdefghijklmnopqrstuvwxyz</w:t>
-      </w:r>
-      <w:proofErr w:type="spellEnd"/>
-      <w:r>
-        <w:t xml:space="preserve"> 1234567890 `~!@#$%^&amp;*() ,./; :'[]-=&lt;&gt;?"{}_+</w:t>
+        <w:rPr>
+          <w:rFonts w:ascii="Montserrat" w:hAnsi="Montserrat"/>
+          <w:sz w:val="24"/>
+        </w:rPr>
+        <w:t>ABCDEFGHIJKLMNOPQRSTUVWXYZ abcdefghijklmnopqrstuvwxyz 1234567890 `~!@#$%^&amp;*() ,./; :'[]-=&lt;&gt;?"{}_+</w:t>
       </w:r>
     </w:p>
-    <w:p/>
+    <w:p>
+      <w:pPr>
+        <w:rPr>
+          <w:rFonts w:ascii="Montserrat" w:hAnsi="Montserrat"/>
+          <w:sz w:val="24"/>
+        </w:rPr>
+      </w:pPr>
+    </w:p>
     <w:sectPr>
       <w:pgSz w:w="12240" w:h="15840"/>
       <w:pgMar w:top="1440" w:right="1440" w:bottom="1440" w:left="1440" w:header="720" w:footer="720" w:gutter="0"/>
@@ -348,7 +454,7 @@
   <w:abstractNum w:abstractNumId="10" w15:restartNumberingAfterBreak="0">
     <w:nsid w:val="FFFFFFFB"/>
     <w:multiLevelType w:val="multilevel"/>
-    <w:tmpl w:val="759072D4"/>
+    <w:tmpl w:val="80A499BA"/>
     <w:lvl w:ilvl="0">
       <w:start w:val="1"/>
       <w:numFmt w:val="cardinalText"/>
@@ -1657,6 +1763,27 @@
   <w:num w:numId="39" w16cid:durableId="1605305336">
     <w:abstractNumId w:val="10"/>
   </w:num>
+  <w:num w:numId="40" w16cid:durableId="1242326338">
+    <w:abstractNumId w:val="10"/>
+  </w:num>
+  <w:num w:numId="41" w16cid:durableId="177811486">
+    <w:abstractNumId w:val="10"/>
+  </w:num>
+  <w:num w:numId="42" w16cid:durableId="563760539">
+    <w:abstractNumId w:val="10"/>
+  </w:num>
+  <w:num w:numId="43" w16cid:durableId="1925341155">
+    <w:abstractNumId w:val="10"/>
+  </w:num>
+  <w:num w:numId="44" w16cid:durableId="1243829118">
+    <w:abstractNumId w:val="10"/>
+  </w:num>
+  <w:num w:numId="45" w16cid:durableId="1099643590">
+    <w:abstractNumId w:val="10"/>
+  </w:num>
+  <w:num w:numId="46" w16cid:durableId="2078890644">
+    <w:abstractNumId w:val="10"/>
+  </w:num>
 </w:numbering>
 </file>
 
@@ -1665,7 +1792,9 @@
   <w:docDefaults>
     <w:rPrDefault>
       <w:rPr>
-        <w:rFonts w:ascii="Times New Roman" w:eastAsia="Times New Roman" w:hAnsi="Times New Roman" w:cs="Times New Roman"/>
+        <w:rFonts w:asciiTheme="minorHAnsi" w:eastAsiaTheme="minorHAnsi" w:hAnsiTheme="minorHAnsi" w:cstheme="minorBidi"/>
+        <w:sz w:val="22"/>
+        <w:szCs w:val="22"/>
         <w:lang w:val="en-US" w:eastAsia="en-US" w:bidi="ar-SA"/>
       </w:rPr>
     </w:rPrDefault>
@@ -2052,26 +2181,26 @@
   <w:style w:type="paragraph" w:default="1" w:styleId="Normal">
     <w:name w:val="Normal"/>
     <w:qFormat/>
-    <w:rsid w:val="00CB1A5C"/>
+    <w:rsid w:val="00855D25"/>
     <w:pPr>
       <w:spacing w:after="240" w:line="276" w:lineRule="auto"/>
     </w:pPr>
     <w:rPr>
-      <w:rFonts w:asciiTheme="minorHAnsi" w:hAnsiTheme="minorHAnsi" w:cstheme="minorHAnsi"/>
+      <w:rFonts w:cstheme="minorHAnsi"/>
       <w:sz w:val="28"/>
       <w:szCs w:val="28"/>
     </w:rPr>
   </w:style>
   <w:style w:type="paragraph" w:styleId="Heading1">
     <w:name w:val="heading 1"/>
-    <w:basedOn w:val="Normal"/>
+    <w:basedOn w:val="NoSpacing"/>
     <w:next w:val="Normal"/>
     <w:link w:val="Heading1Char"/>
     <w:qFormat/>
-    <w:rsid w:val="00CB1A5C"/>
+    <w:rsid w:val="00855D25"/>
     <w:pPr>
       <w:keepNext/>
-      <w:spacing w:before="240" w:after="60"/>
+      <w:spacing w:before="240" w:after="60" w:line="240" w:lineRule="auto"/>
       <w:outlineLvl w:val="0"/>
     </w:pPr>
     <w:rPr>
@@ -2087,11 +2216,11 @@
     <w:next w:val="Normal"/>
     <w:link w:val="Heading2Char"/>
     <w:qFormat/>
-    <w:rsid w:val="00CB1A5C"/>
+    <w:rsid w:val="00855D25"/>
     <w:pPr>
       <w:numPr>
         <w:ilvl w:val="1"/>
-        <w:numId w:val="39"/>
+        <w:numId w:val="46"/>
       </w:numPr>
       <w:outlineLvl w:val="1"/>
     </w:pPr>
@@ -2107,7 +2236,7 @@
     <w:next w:val="Normal"/>
     <w:link w:val="Heading3Char"/>
     <w:qFormat/>
-    <w:rsid w:val="00CB1A5C"/>
+    <w:rsid w:val="00855D25"/>
     <w:pPr>
       <w:outlineLvl w:val="2"/>
     </w:pPr>
@@ -2121,7 +2250,7 @@
     <w:next w:val="Normal"/>
     <w:link w:val="Heading4Char"/>
     <w:qFormat/>
-    <w:rsid w:val="00CB1A5C"/>
+    <w:rsid w:val="00855D25"/>
     <w:pPr>
       <w:numPr>
         <w:ilvl w:val="3"/>
@@ -2138,7 +2267,7 @@
     <w:next w:val="Normal"/>
     <w:link w:val="Heading5Char"/>
     <w:qFormat/>
-    <w:rsid w:val="00CB1A5C"/>
+    <w:rsid w:val="00855D25"/>
     <w:pPr>
       <w:numPr>
         <w:ilvl w:val="4"/>
@@ -2155,7 +2284,7 @@
     <w:next w:val="Normal"/>
     <w:link w:val="Heading6Char"/>
     <w:qFormat/>
-    <w:rsid w:val="00CB1A5C"/>
+    <w:rsid w:val="00855D25"/>
     <w:pPr>
       <w:numPr>
         <w:ilvl w:val="5"/>
@@ -2163,7 +2292,7 @@
       <w:outlineLvl w:val="5"/>
     </w:pPr>
     <w:rPr>
-      <w:b w:val="0"/>
+      <w:bCs/>
       <w:sz w:val="24"/>
       <w:szCs w:val="24"/>
       <w:u w:val="single"/>
@@ -2175,28 +2304,31 @@
     <w:next w:val="Normal"/>
     <w:link w:val="Heading7Char"/>
     <w:qFormat/>
-    <w:rsid w:val="00CB1A5C"/>
+    <w:rsid w:val="00855D25"/>
     <w:pPr>
+      <w:keepNext w:val="0"/>
+      <w:numPr>
+        <w:ilvl w:val="0"/>
+        <w:numId w:val="0"/>
+      </w:numPr>
       <w:outlineLvl w:val="6"/>
     </w:pPr>
     <w:rPr>
-      <w:b/>
-      <w:bCs/>
+      <w:b w:val="0"/>
+      <w:kern w:val="0"/>
     </w:rPr>
   </w:style>
   <w:style w:type="paragraph" w:styleId="Heading8">
     <w:name w:val="heading 8"/>
-    <w:basedOn w:val="Heading7"/>
+    <w:basedOn w:val="Heading6"/>
     <w:next w:val="Normal"/>
     <w:link w:val="Heading8Char"/>
     <w:qFormat/>
-    <w:rsid w:val="00CB1A5C"/>
+    <w:rsid w:val="00855D25"/>
     <w:pPr>
       <w:outlineLvl w:val="7"/>
     </w:pPr>
     <w:rPr>
-      <w:b w:val="0"/>
-      <w:bCs w:val="0"/>
       <w:i/>
       <w:iCs/>
       <w:u w:val="none"/>
@@ -2208,13 +2340,13 @@
     <w:next w:val="Normal"/>
     <w:link w:val="Heading9Char"/>
     <w:qFormat/>
-    <w:rsid w:val="00CB1A5C"/>
+    <w:rsid w:val="00855D25"/>
     <w:pPr>
       <w:outlineLvl w:val="8"/>
     </w:pPr>
     <w:rPr>
-      <w:b/>
-      <w:bCs/>
+      <w:b w:val="0"/>
+      <w:bCs w:val="0"/>
     </w:rPr>
   </w:style>
   <w:style w:type="character" w:default="1" w:styleId="DefaultParagraphFont">
@@ -2248,9 +2380,9 @@
     <w:name w:val="Heading 1 Char"/>
     <w:basedOn w:val="DefaultParagraphFont"/>
     <w:link w:val="Heading1"/>
-    <w:rsid w:val="00CB1A5C"/>
-    <w:rPr>
-      <w:rFonts w:asciiTheme="minorHAnsi" w:eastAsiaTheme="majorEastAsia" w:hAnsiTheme="minorHAnsi" w:cstheme="minorHAnsi"/>
+    <w:rsid w:val="00855D25"/>
+    <w:rPr>
+      <w:rFonts w:eastAsiaTheme="majorEastAsia" w:cstheme="minorHAnsi"/>
       <w:b/>
       <w:kern w:val="28"/>
       <w:sz w:val="56"/>
@@ -2261,7 +2393,7 @@
     <w:name w:val="Heading 2 Char"/>
     <w:basedOn w:val="DefaultParagraphFont"/>
     <w:link w:val="Heading2"/>
-    <w:rsid w:val="00CB1A5C"/>
+    <w:rsid w:val="00855D25"/>
     <w:rPr>
       <w:rFonts w:asciiTheme="majorHAnsi" w:eastAsiaTheme="majorEastAsia" w:hAnsiTheme="majorHAnsi" w:cstheme="minorHAnsi"/>
       <w:b/>
@@ -2274,7 +2406,7 @@
     <w:name w:val="Heading 3 Char"/>
     <w:basedOn w:val="DefaultParagraphFont"/>
     <w:link w:val="Heading3"/>
-    <w:rsid w:val="00CB1A5C"/>
+    <w:rsid w:val="00855D25"/>
     <w:rPr>
       <w:rFonts w:asciiTheme="majorHAnsi" w:eastAsiaTheme="majorEastAsia" w:hAnsiTheme="majorHAnsi" w:cstheme="minorHAnsi"/>
       <w:b/>
@@ -2287,7 +2419,7 @@
     <w:name w:val="Heading 4 Char"/>
     <w:basedOn w:val="DefaultParagraphFont"/>
     <w:link w:val="Heading4"/>
-    <w:rsid w:val="00CB1A5C"/>
+    <w:rsid w:val="00855D25"/>
     <w:rPr>
       <w:rFonts w:asciiTheme="majorHAnsi" w:eastAsiaTheme="majorEastAsia" w:hAnsiTheme="majorHAnsi" w:cstheme="minorHAnsi"/>
       <w:b/>
@@ -2300,7 +2432,7 @@
     <w:name w:val="Heading 5 Char"/>
     <w:basedOn w:val="DefaultParagraphFont"/>
     <w:link w:val="Heading5"/>
-    <w:rsid w:val="00CB1A5C"/>
+    <w:rsid w:val="00855D25"/>
     <w:rPr>
       <w:rFonts w:asciiTheme="majorHAnsi" w:eastAsiaTheme="majorEastAsia" w:hAnsiTheme="majorHAnsi" w:cstheme="minorHAnsi"/>
       <w:b/>
@@ -2313,20 +2445,7 @@
     <w:name w:val="Heading 6 Char"/>
     <w:basedOn w:val="DefaultParagraphFont"/>
     <w:link w:val="Heading6"/>
-    <w:rsid w:val="00CB1A5C"/>
-    <w:rPr>
-      <w:rFonts w:asciiTheme="majorHAnsi" w:eastAsiaTheme="majorEastAsia" w:hAnsiTheme="majorHAnsi" w:cstheme="minorHAnsi"/>
-      <w:kern w:val="28"/>
-      <w:sz w:val="24"/>
-      <w:szCs w:val="24"/>
-      <w:u w:val="single"/>
-    </w:rPr>
-  </w:style>
-  <w:style w:type="character" w:customStyle="1" w:styleId="Heading7Char">
-    <w:name w:val="Heading 7 Char"/>
-    <w:basedOn w:val="DefaultParagraphFont"/>
-    <w:link w:val="Heading7"/>
-    <w:rsid w:val="00CB1A5C"/>
+    <w:rsid w:val="00855D25"/>
     <w:rPr>
       <w:rFonts w:asciiTheme="majorHAnsi" w:eastAsiaTheme="majorEastAsia" w:hAnsiTheme="majorHAnsi" w:cstheme="minorHAnsi"/>
       <w:b/>
@@ -2337,25 +2456,24 @@
       <w:u w:val="single"/>
     </w:rPr>
   </w:style>
+  <w:style w:type="character" w:customStyle="1" w:styleId="Heading7Char">
+    <w:name w:val="Heading 7 Char"/>
+    <w:basedOn w:val="DefaultParagraphFont"/>
+    <w:link w:val="Heading7"/>
+    <w:rsid w:val="00855D25"/>
+    <w:rPr>
+      <w:rFonts w:asciiTheme="majorHAnsi" w:eastAsiaTheme="majorEastAsia" w:hAnsiTheme="majorHAnsi" w:cstheme="minorHAnsi"/>
+      <w:bCs/>
+      <w:sz w:val="24"/>
+      <w:szCs w:val="24"/>
+      <w:u w:val="single"/>
+    </w:rPr>
+  </w:style>
   <w:style w:type="character" w:customStyle="1" w:styleId="Heading8Char">
     <w:name w:val="Heading 8 Char"/>
     <w:basedOn w:val="DefaultParagraphFont"/>
     <w:link w:val="Heading8"/>
-    <w:rsid w:val="00CB1A5C"/>
-    <w:rPr>
-      <w:rFonts w:asciiTheme="majorHAnsi" w:eastAsiaTheme="majorEastAsia" w:hAnsiTheme="majorHAnsi" w:cstheme="minorHAnsi"/>
-      <w:i/>
-      <w:iCs/>
-      <w:kern w:val="28"/>
-      <w:sz w:val="24"/>
-      <w:szCs w:val="24"/>
-    </w:rPr>
-  </w:style>
-  <w:style w:type="character" w:customStyle="1" w:styleId="Heading9Char">
-    <w:name w:val="Heading 9 Char"/>
-    <w:basedOn w:val="DefaultParagraphFont"/>
-    <w:link w:val="Heading9"/>
-    <w:rsid w:val="00CB1A5C"/>
+    <w:rsid w:val="00855D25"/>
     <w:rPr>
       <w:rFonts w:asciiTheme="majorHAnsi" w:eastAsiaTheme="majorEastAsia" w:hAnsiTheme="majorHAnsi" w:cstheme="minorHAnsi"/>
       <w:b/>
@@ -2367,16 +2485,30 @@
       <w:szCs w:val="24"/>
     </w:rPr>
   </w:style>
+  <w:style w:type="character" w:customStyle="1" w:styleId="Heading9Char">
+    <w:name w:val="Heading 9 Char"/>
+    <w:basedOn w:val="DefaultParagraphFont"/>
+    <w:link w:val="Heading9"/>
+    <w:rsid w:val="00855D25"/>
+    <w:rPr>
+      <w:rFonts w:asciiTheme="majorHAnsi" w:eastAsiaTheme="majorEastAsia" w:hAnsiTheme="majorHAnsi" w:cstheme="minorHAnsi"/>
+      <w:i/>
+      <w:iCs/>
+      <w:kern w:val="28"/>
+      <w:sz w:val="24"/>
+      <w:szCs w:val="24"/>
+    </w:rPr>
+  </w:style>
   <w:style w:type="paragraph" w:styleId="Title">
     <w:name w:val="Title"/>
-    <w:basedOn w:val="Normal"/>
+    <w:basedOn w:val="NoSpacing"/>
     <w:next w:val="Normal"/>
     <w:link w:val="TitleChar"/>
     <w:uiPriority w:val="10"/>
     <w:qFormat/>
-    <w:rsid w:val="00CB1A5C"/>
+    <w:rsid w:val="00855D25"/>
     <w:pPr>
-      <w:contextualSpacing/>
+      <w:spacing w:line="240" w:lineRule="auto"/>
     </w:pPr>
     <w:rPr>
       <w:rFonts w:asciiTheme="majorHAnsi" w:eastAsiaTheme="majorEastAsia" w:hAnsiTheme="majorHAnsi" w:cstheme="majorBidi"/>
@@ -2393,7 +2525,7 @@
     <w:basedOn w:val="DefaultParagraphFont"/>
     <w:link w:val="Title"/>
     <w:uiPriority w:val="10"/>
-    <w:rsid w:val="00CB1A5C"/>
+    <w:rsid w:val="00855D25"/>
     <w:rPr>
       <w:rFonts w:asciiTheme="majorHAnsi" w:eastAsiaTheme="majorEastAsia" w:hAnsiTheme="majorHAnsi" w:cstheme="majorBidi"/>
       <w:b/>
@@ -2411,7 +2543,7 @@
     <w:link w:val="SubtitleChar"/>
     <w:uiPriority w:val="11"/>
     <w:qFormat/>
-    <w:rsid w:val="00CB1A5C"/>
+    <w:rsid w:val="00855D25"/>
     <w:rPr>
       <w:b w:val="0"/>
       <w:bCs w:val="0"/>
@@ -2424,7 +2556,7 @@
     <w:basedOn w:val="DefaultParagraphFont"/>
     <w:link w:val="Subtitle"/>
     <w:uiPriority w:val="11"/>
-    <w:rsid w:val="00CB1A5C"/>
+    <w:rsid w:val="00855D25"/>
     <w:rPr>
       <w:rFonts w:asciiTheme="majorHAnsi" w:eastAsiaTheme="majorEastAsia" w:hAnsiTheme="majorHAnsi" w:cstheme="majorBidi"/>
       <w:color w:val="7F7F7F" w:themeColor="text1" w:themeTint="80"/>
@@ -2440,7 +2572,7 @@
     <w:basedOn w:val="Emphasis"/>
     <w:uiPriority w:val="19"/>
     <w:qFormat/>
-    <w:rsid w:val="00CB1A5C"/>
+    <w:rsid w:val="00855D25"/>
     <w:rPr>
       <w:rFonts w:asciiTheme="minorHAnsi" w:hAnsiTheme="minorHAnsi" w:cs="Calibri Light"/>
       <w:i/>
@@ -2454,7 +2586,7 @@
     <w:name w:val="Emphasis"/>
     <w:uiPriority w:val="20"/>
     <w:qFormat/>
-    <w:rsid w:val="00CB1A5C"/>
+    <w:rsid w:val="00855D25"/>
     <w:rPr>
       <w:rFonts w:asciiTheme="minorHAnsi" w:hAnsiTheme="minorHAnsi" w:cstheme="minorHAnsi"/>
       <w:i/>
@@ -2468,7 +2600,7 @@
     <w:basedOn w:val="Emphasis"/>
     <w:uiPriority w:val="21"/>
     <w:qFormat/>
-    <w:rsid w:val="00CB1A5C"/>
+    <w:rsid w:val="00855D25"/>
     <w:rPr>
       <w:rFonts w:asciiTheme="minorHAnsi" w:hAnsiTheme="minorHAnsi" w:cstheme="minorHAnsi"/>
       <w:b/>
@@ -2483,7 +2615,7 @@
     <w:name w:val="Strong"/>
     <w:uiPriority w:val="22"/>
     <w:qFormat/>
-    <w:rsid w:val="00CB1A5C"/>
+    <w:rsid w:val="00855D25"/>
     <w:rPr>
       <w:b/>
       <w:bCs/>
@@ -2496,7 +2628,7 @@
     <w:link w:val="QuoteChar"/>
     <w:uiPriority w:val="29"/>
     <w:qFormat/>
-    <w:rsid w:val="00CB1A5C"/>
+    <w:rsid w:val="00855D25"/>
     <w:pPr>
       <w:keepLines/>
       <w:pageBreakBefore/>
@@ -2514,9 +2646,9 @@
     <w:basedOn w:val="DefaultParagraphFont"/>
     <w:link w:val="Quote"/>
     <w:uiPriority w:val="29"/>
-    <w:rsid w:val="00CB1A5C"/>
-    <w:rPr>
-      <w:rFonts w:asciiTheme="minorHAnsi" w:hAnsiTheme="minorHAnsi" w:cstheme="minorHAnsi"/>
+    <w:rsid w:val="00855D25"/>
+    <w:rPr>
+      <w:rFonts w:cstheme="minorHAnsi"/>
       <w:sz w:val="28"/>
       <w:szCs w:val="28"/>
     </w:rPr>
@@ -2528,7 +2660,7 @@
     <w:link w:val="IntenseQuoteChar"/>
     <w:uiPriority w:val="30"/>
     <w:qFormat/>
-    <w:rsid w:val="00CB1A5C"/>
+    <w:rsid w:val="00855D25"/>
     <w:pPr>
       <w:pBdr>
         <w:left w:val="single" w:sz="18" w:space="7" w:color="auto"/>
@@ -2544,9 +2676,9 @@
     <w:basedOn w:val="DefaultParagraphFont"/>
     <w:link w:val="IntenseQuote"/>
     <w:uiPriority w:val="30"/>
-    <w:rsid w:val="00CB1A5C"/>
-    <w:rPr>
-      <w:rFonts w:asciiTheme="minorHAnsi" w:hAnsiTheme="minorHAnsi" w:cstheme="minorHAnsi"/>
+    <w:rsid w:val="00855D25"/>
+    <w:rPr>
+      <w:rFonts w:cstheme="minorHAnsi"/>
       <w:b/>
       <w:bCs/>
       <w:sz w:val="28"/>
@@ -2557,7 +2689,7 @@
     <w:name w:val="Subtle Reference"/>
     <w:uiPriority w:val="31"/>
     <w:qFormat/>
-    <w:rsid w:val="00CB1A5C"/>
+    <w:rsid w:val="00855D25"/>
     <w:rPr>
       <w:caps/>
       <w:color w:val="7F7F7F" w:themeColor="text1" w:themeTint="80"/>
@@ -2570,7 +2702,7 @@
     <w:basedOn w:val="SubtleReference"/>
     <w:uiPriority w:val="32"/>
     <w:qFormat/>
-    <w:rsid w:val="00CB1A5C"/>
+    <w:rsid w:val="00855D25"/>
     <w:rPr>
       <w:b/>
       <w:bCs/>
@@ -2585,7 +2717,7 @@
     <w:basedOn w:val="DefaultParagraphFont"/>
     <w:uiPriority w:val="33"/>
     <w:qFormat/>
-    <w:rsid w:val="00CB1A5C"/>
+    <w:rsid w:val="00855D25"/>
     <w:rPr>
       <w:b/>
       <w:bCs/>
@@ -2623,7 +2755,7 @@
     <w:semiHidden/>
     <w:unhideWhenUsed/>
     <w:qFormat/>
-    <w:rsid w:val="00CB1A5C"/>
+    <w:rsid w:val="00855D25"/>
     <w:pPr>
       <w:spacing w:after="200"/>
     </w:pPr>
@@ -2631,7 +2763,6 @@
       <w:i/>
       <w:iCs/>
       <w:color w:val="0E2841" w:themeColor="text2"/>
-      <w:sz w:val="18"/>
       <w:szCs w:val="18"/>
     </w:rPr>
   </w:style>
@@ -3070,13 +3201,13 @@
     <w:next w:val="Normal"/>
     <w:link w:val="Subheading1Char"/>
     <w:qFormat/>
-    <w:rsid w:val="00CB1A5C"/>
+    <w:rsid w:val="00855D25"/>
     <w:pPr>
       <w:spacing w:before="0" w:after="0"/>
       <w:contextualSpacing/>
     </w:pPr>
     <w:rPr>
-      <w:rFonts w:asciiTheme="majorHAnsi" w:eastAsia="Times New Roman" w:hAnsiTheme="majorHAnsi"/>
+      <w:rFonts w:asciiTheme="majorHAnsi" w:eastAsiaTheme="minorHAnsi" w:hAnsiTheme="majorHAnsi"/>
       <w:sz w:val="48"/>
       <w:szCs w:val="48"/>
       <w:vertAlign w:val="superscript"/>
@@ -3086,7 +3217,7 @@
     <w:name w:val="Subheading 1 Char"/>
     <w:basedOn w:val="DefaultParagraphFont"/>
     <w:link w:val="Subheading1"/>
-    <w:rsid w:val="00CB1A5C"/>
+    <w:rsid w:val="00855D25"/>
     <w:rPr>
       <w:rFonts w:asciiTheme="majorHAnsi" w:hAnsiTheme="majorHAnsi" w:cstheme="minorHAnsi"/>
       <w:b/>
@@ -3101,7 +3232,10 @@
     <w:basedOn w:val="Subtitle"/>
     <w:link w:val="SuptitleChar"/>
     <w:qFormat/>
-    <w:rsid w:val="00CB1A5C"/>
+    <w:rsid w:val="00855D25"/>
+    <w:pPr>
+      <w:spacing w:before="240"/>
+    </w:pPr>
     <w:rPr>
       <w:vertAlign w:val="subscript"/>
     </w:rPr>
@@ -3110,7 +3244,7 @@
     <w:name w:val="Suptitle Char"/>
     <w:basedOn w:val="SubtitleChar"/>
     <w:link w:val="Suptitle"/>
-    <w:rsid w:val="00CB1A5C"/>
+    <w:rsid w:val="00855D25"/>
     <w:rPr>
       <w:rFonts w:asciiTheme="majorHAnsi" w:eastAsiaTheme="majorEastAsia" w:hAnsiTheme="majorHAnsi" w:cstheme="majorBidi"/>
       <w:color w:val="7F7F7F" w:themeColor="text1" w:themeTint="80"/>
@@ -3127,13 +3261,13 @@
     <w:next w:val="Normal"/>
     <w:link w:val="Subheading2Char"/>
     <w:qFormat/>
-    <w:rsid w:val="00CB1A5C"/>
+    <w:rsid w:val="00855D25"/>
   </w:style>
   <w:style w:type="character" w:customStyle="1" w:styleId="Subheading2Char">
     <w:name w:val="Subheading 2 Char"/>
     <w:basedOn w:val="Subheading1Char"/>
     <w:link w:val="Subheading2"/>
-    <w:rsid w:val="00CB1A5C"/>
+    <w:rsid w:val="00855D25"/>
     <w:rPr>
       <w:rFonts w:asciiTheme="majorHAnsi" w:hAnsiTheme="majorHAnsi" w:cstheme="minorHAnsi"/>
       <w:b/>
@@ -3149,7 +3283,7 @@
     <w:next w:val="Normal"/>
     <w:link w:val="Subheading3Char"/>
     <w:qFormat/>
-    <w:rsid w:val="00CB1A5C"/>
+    <w:rsid w:val="00855D25"/>
     <w:rPr>
       <w:sz w:val="40"/>
       <w:szCs w:val="40"/>
@@ -3159,7 +3293,7 @@
     <w:name w:val="Subheading 3 Char"/>
     <w:basedOn w:val="Subheading2Char"/>
     <w:link w:val="Subheading3"/>
-    <w:rsid w:val="00CB1A5C"/>
+    <w:rsid w:val="00855D25"/>
     <w:rPr>
       <w:rFonts w:asciiTheme="majorHAnsi" w:hAnsiTheme="majorHAnsi" w:cstheme="minorHAnsi"/>
       <w:b/>
@@ -3174,14 +3308,17 @@
     <w:basedOn w:val="Normal"/>
     <w:uiPriority w:val="1"/>
     <w:qFormat/>
-    <w:rsid w:val="00CB1A5C"/>
+    <w:rsid w:val="00855D25"/>
+    <w:pPr>
+      <w:spacing w:after="0"/>
+    </w:pPr>
   </w:style>
   <w:style w:type="paragraph" w:styleId="ListParagraph">
     <w:name w:val="List Paragraph"/>
     <w:basedOn w:val="Normal"/>
     <w:uiPriority w:val="34"/>
     <w:qFormat/>
-    <w:rsid w:val="00CB1A5C"/>
+    <w:rsid w:val="00855D25"/>
     <w:pPr>
       <w:ind w:left="720"/>
       <w:contextualSpacing/>
@@ -3412,15 +3549,6 @@
 </file>
 
 <file path=customXml/item1.xml><?xml version="1.0" encoding="utf-8"?>
-<?mso-contentType ?>
-<FormTemplates xmlns="http://schemas.microsoft.com/sharepoint/v3/contenttype/forms">
-  <Display>DocumentLibraryForm</Display>
-  <Edit>AssetEditForm</Edit>
-  <New>DocumentLibraryForm</New>
-</FormTemplates>
-</file>
-
-<file path=customXml/item2.xml><?xml version="1.0" encoding="utf-8"?>
 <ct:contentTypeSchema xmlns:ct="http://schemas.microsoft.com/office/2006/metadata/contentType" xmlns:ma="http://schemas.microsoft.com/office/2006/metadata/properties/metaAttributes" ct:_="" ma:_="" ma:contentTypeName="TemplateFile" ma:contentTypeID="0x0101006EDDDB5EE6D98C44930B742096920B300400F5B6D36B3EF94B4E9A635CDF2A18F5B8" ma:contentTypeVersion="72" ma:contentTypeDescription="Create a new document." ma:contentTypeScope="" ma:versionID="a23e56308344d904b51738559c3d67c9">
   <xsd:schema xmlns:xsd="http://www.w3.org/2001/XMLSchema" xmlns:xs="http://www.w3.org/2001/XMLSchema" xmlns:p="http://schemas.microsoft.com/office/2006/metadata/properties" xmlns:ns2="4873beb7-5857-4685-be1f-d57550cc96cc" targetNamespace="http://schemas.microsoft.com/office/2006/metadata/properties" ma:root="true" ma:fieldsID="cd0908cc4600e77bf5da051303e00c8d" ns2:_="">
     <xsd:import namespace="4873beb7-5857-4685-be1f-d57550cc96cc"/>
@@ -4458,6 +4586,15 @@
     <xs:element name="TermId" type="xs:string"/>
   </xs:schema>
 </ct:contentTypeSchema>
+</file>
+
+<file path=customXml/item2.xml><?xml version="1.0" encoding="utf-8"?>
+<?mso-contentType ?>
+<FormTemplates xmlns="http://schemas.microsoft.com/sharepoint/v3/contenttype/forms">
+  <Display>DocumentLibraryForm</Display>
+  <Edit>AssetEditForm</Edit>
+  <New>DocumentLibraryForm</New>
+</FormTemplates>
 </file>
 
 <file path=customXml/item3.xml><?xml version="1.0" encoding="utf-8"?>
@@ -4597,14 +4734,6 @@
 </file>
 
 <file path=customXml/itemProps1.xml><?xml version="1.0" encoding="utf-8"?>
-<ds:datastoreItem xmlns:ds="http://schemas.openxmlformats.org/officeDocument/2006/customXml" ds:itemID="{C01C3C56-10DB-49F7-B061-44D8728D078A}">
-  <ds:schemaRefs>
-    <ds:schemaRef ds:uri="http://schemas.microsoft.com/sharepoint/v3/contenttype/forms"/>
-  </ds:schemaRefs>
-</ds:datastoreItem>
-</file>
-
-<file path=customXml/itemProps2.xml><?xml version="1.0" encoding="utf-8"?>
 <ds:datastoreItem xmlns:ds="http://schemas.openxmlformats.org/officeDocument/2006/customXml" ds:itemID="{4B3A7E92-E05A-4924-9E8A-9F6659E5855B}">
   <ds:schemaRefs>
     <ds:schemaRef ds:uri="http://schemas.microsoft.com/office/2006/metadata/contentType"/>
@@ -4622,6 +4751,14 @@
 </ds:datastoreItem>
 </file>
 
+<file path=customXml/itemProps2.xml><?xml version="1.0" encoding="utf-8"?>
+<ds:datastoreItem xmlns:ds="http://schemas.openxmlformats.org/officeDocument/2006/customXml" ds:itemID="{C01C3C56-10DB-49F7-B061-44D8728D078A}">
+  <ds:schemaRefs>
+    <ds:schemaRef ds:uri="http://schemas.microsoft.com/sharepoint/v3/contenttype/forms"/>
+  </ds:schemaRefs>
+</ds:datastoreItem>
+</file>
+
 <file path=customXml/itemProps3.xml><?xml version="1.0" encoding="utf-8"?>
 <ds:datastoreItem xmlns:ds="http://schemas.openxmlformats.org/officeDocument/2006/customXml" ds:itemID="{7FBDB1CC-CEFB-4E46-8174-1F0AA0D30B24}">
   <ds:schemaRefs>
